--- a/plantillas_maestras/04_seguro_proteccion_tarjetas_y_dinero/materia_general_asegurativa/2_ddos_banco_y_aseguradora/varon/TPL_880_2025_SEGURO_PROTECCION_TARJETAS_Y_DINERO_MATERIA_GENERAL_ASEGURATIVA_BANCO_VARON_R4.docx
+++ b/plantillas_maestras/04_seguro_proteccion_tarjetas_y_dinero/materia_general_asegurativa/2_ddos_banco_y_aseguradora/varon/TPL_880_2025_SEGURO_PROTECCION_TARJETAS_Y_DINERO_MATERIA_GENERAL_ASEGURATIVA_BANCO_VARON_R4.docx
@@ -50,7 +50,7 @@
           <w:lang w:eastAsia="es-PE"/>
           <w14:ligatures w14:val="none"/>
         </w:rPr>
-        <w:t>EXPEDIENTE N°</w:t>
+        <w:t>EXPEDIENTE </w:t>
       </w:r>
       <w:r>
         <w:rPr>
@@ -160,7 +160,7 @@
           <w14:ligatures w14:val="none"/>
         </w:rPr>
         <w:tab/>
-        <w:t xml:space="preserve">:         </w:t>
+        <w:t xml:space="preserve">: </w:t>
       </w:r>
       <w:bookmarkStart w:id="0" w:name="_Hlk62505593"/>
       <w:r>
@@ -270,7 +270,7 @@
           <w14:ligatures w14:val="none"/>
         </w:rPr>
         <w:tab/>
-        <w:t xml:space="preserve">:         </w:t>
+        <w:t xml:space="preserve">: </w:t>
       </w:r>
       <w:r>
         <w:rPr>
@@ -438,7 +438,7 @@
           <w:lang w:eastAsia="es-PE"/>
           <w14:ligatures w14:val="none"/>
         </w:rPr>
-        <w:t xml:space="preserve">RESOLUCIÓN N°        </w:t>
+        <w:t xml:space="preserve">RESOLUCIÓN </w:t>
       </w:r>
       <w:r>
         <w:rPr>
@@ -725,7 +725,7 @@
           <w:lang w:eastAsia="es-PE"/>
           <w14:ligatures w14:val="none"/>
         </w:rPr>
-        <w:t>por presuntas infracciones a la Ley N°29571, Código de Protección y Defensa del Consumidor (en adelante, Código), señalando lo siguiente</w:t>
+        <w:t>por presuntas infracciones a la Ley 29571, Código de Protección y Defensa del Consumidor (en adelante, Código), señalando lo siguiente</w:t>
       </w:r>
       <w:r>
         <w:rPr>
@@ -868,7 +868,7 @@
           <w:lang w:eastAsia="es-PE"/>
           <w14:ligatures w14:val="none"/>
         </w:rPr>
-        <w:t xml:space="preserve">N° 4117220112, emitido por </w:t>
+        <w:t xml:space="preserve">4117220112, emitido por </w:t>
       </w:r>
       <w:proofErr w:type="spellStart"/>
       <w:r>
@@ -1502,7 +1502,7 @@
         <w:rPr>
           <w:rFonts w:ascii="Arial Narrow" w:hAnsi="Arial Narrow" w:cs="Arial"/>
         </w:rPr>
-        <w:t xml:space="preserve">Mediante Resolución N° 1 del </w:t>
+        <w:t xml:space="preserve">Mediante Resolución 1 del </w:t>
       </w:r>
       <w:r>
         <w:rPr>
@@ -1544,7 +1544,7 @@
         <w:rPr>
           <w:rFonts w:ascii="Arial Narrow" w:hAnsi="Arial Narrow" w:cs="Arial"/>
         </w:rPr>
-        <w:t xml:space="preserve"> de la Comisión de Protección al Consumidor N° 1 (en adelante, Secretaría Técnica)</w:t>
+        <w:t xml:space="preserve"> de la Comisión de Protección al Consumidor 1 (en adelante, Secretaría Técnica)</w:t>
       </w:r>
       <w:r>
         <w:rPr>
@@ -1932,7 +1932,7 @@
           <w:sz w:val="20"/>
           <w:szCs w:val="20"/>
         </w:rPr>
-        <w:t>injustificadamente a activar la cobertura del Seguro de Tarjeta Protegida - Póliza Soles N.º</w:t>
+        <w:t>injustificadamente a activar la cobertura del Seguro de Tarjeta Protegida - Póliza Soles </w:t>
       </w:r>
       <w:r>
         <w:rPr>
@@ -2025,7 +2025,7 @@
           <w:sz w:val="20"/>
           <w:szCs w:val="20"/>
         </w:rPr>
-        <w:t>al artículo 1°, numeral 1, literal b) y al artículo 2° de la Ley 29571, Código de</w:t>
+        <w:t>al artículo 1, numeral 1, literal b) y al artículo 2 de la Ley 29571, Código de</w:t>
       </w:r>
       <w:r>
         <w:rPr>
@@ -2118,7 +2118,7 @@
           <w:sz w:val="20"/>
           <w:szCs w:val="20"/>
         </w:rPr>
-        <w:t>Nº</w:t>
+        <w:t/>
       </w:r>
       <w:proofErr w:type="spellEnd"/>
       <w:r>
@@ -2292,7 +2292,7 @@
           <w:sz w:val="20"/>
           <w:szCs w:val="20"/>
         </w:rPr>
-        <w:t>existencia de la Póliza Soles N.º 4117220112 al denunciante, omitieron brindarle los canales y</w:t>
+        <w:t>existencia de la Póliza Soles 4117220112 al denunciante, omitieron brindarle los canales y</w:t>
       </w:r>
       <w:r>
         <w:rPr>
@@ -2565,7 +2565,7 @@
           <w:lang w:eastAsia="es-PE"/>
           <w14:ligatures w14:val="none"/>
         </w:rPr>
-        <w:t>De acuerdo con el artículo 105° del Código, la Comisión es el único órgano administrativo competente para conocer de las presuntas infracciones contenidas en dicho cuerpo legal</w:t>
+        <w:t>De acuerdo con el artículo 105 del Código, la Comisión es el único órgano administrativo competente para conocer de las presuntas infracciones contenidas en dicho cuerpo legal</w:t>
       </w:r>
       <w:r>
         <w:rPr>
@@ -2625,7 +2625,7 @@
           <w:lang w:eastAsia="es-PE"/>
           <w14:ligatures w14:val="none"/>
         </w:rPr>
-        <w:t>El artículo 27° de la Ley de Organización y Funciones del Indecopi, aprobada por Decreto Legislativo N° 1033, establece que la Comisión vela por el cumplimiento de las leyes que, en general, protegen a los consumidores de la falta de idoneidad de los bienes y servicios en función de la información brindada, de las omisiones de información y de la discriminación en el consumo, así como de aquellas que complementen o sustituyan a las anteriores</w:t>
+        <w:t>El artículo 27 de la Ley de Organización y Funciones del Indecopi, aprobada por Decreto Legislativo 1033, establece que la Comisión vela por el cumplimiento de las leyes que, en general, protegen a los consumidores de la falta de idoneidad de los bienes y servicios en función de la información brindada, de las omisiones de información y de la discriminación en el consumo, así como de aquellas que complementen o sustituyan a las anteriores</w:t>
       </w:r>
       <w:r>
         <w:rPr>
@@ -2684,7 +2684,7 @@
           <w:lang w:eastAsia="es-PE"/>
           <w14:ligatures w14:val="none"/>
         </w:rPr>
-        <w:t xml:space="preserve">El literal c) del artículo 24° del Decreto Legislativo </w:t>
+        <w:t xml:space="preserve">El literal c) del artículo 24 del Decreto Legislativo </w:t>
       </w:r>
       <w:proofErr w:type="spellStart"/>
       <w:r>
@@ -2694,7 +2694,7 @@
           <w:lang w:eastAsia="es-PE"/>
           <w14:ligatures w14:val="none"/>
         </w:rPr>
-        <w:t>Nº</w:t>
+        <w:t/>
       </w:r>
       <w:proofErr w:type="spellEnd"/>
       <w:r>
@@ -2704,7 +2704,7 @@
           <w:lang w:eastAsia="es-PE"/>
           <w14:ligatures w14:val="none"/>
         </w:rPr>
-        <w:t xml:space="preserve"> 807, Ley sobre Facultades, Normas y Organización del Indecopi (en adelante, Decreto Legislativo N° 807) dispone que el </w:t>
+        <w:t xml:space="preserve"> 807, Ley sobre Facultades, Normas y Organización del Indecopi (en adelante, Decreto Legislativo 807) dispone que el </w:t>
       </w:r>
       <w:proofErr w:type="gramStart"/>
       <w:r>
@@ -2783,7 +2783,7 @@
           <w:lang w:eastAsia="es-PE"/>
           <w14:ligatures w14:val="none"/>
         </w:rPr>
-        <w:t xml:space="preserve">Al respecto, el artículo 23° del Decreto Legislativo N° 807 establece que el procedimiento se inicia de parte mediante la presentación de una solicitud dirigida al </w:t>
+        <w:t xml:space="preserve">Al respecto, el artículo 23 del Decreto Legislativo 807 establece que el procedimiento se inicia de parte mediante la presentación de una solicitud dirigida al </w:t>
       </w:r>
       <w:proofErr w:type="gramStart"/>
       <w:r>
@@ -2880,7 +2880,7 @@
           <w:lang w:eastAsia="es-PE"/>
           <w14:ligatures w14:val="none"/>
         </w:rPr>
-        <w:t>° del Texto Único Ordenado de la Ley del Procedimiento Administrativo General (en adelante, TUO de la LPAG) establece como deber de la autoridad a cargo de la instrucción del procedimiento, el notificar a los administrados los hechos que se le imputan a título de cargo</w:t>
+        <w:t> del Texto Único Ordenado de la Ley del Procedimiento Administrativo General (en adelante, TUO de la LPAG) establece como deber de la autoridad a cargo de la instrucción del procedimiento, el notificar a los administrados los hechos que se le imputan a título de cargo</w:t>
       </w:r>
       <w:r>
         <w:rPr>
@@ -3201,7 +3201,7 @@
           <w:lang w:eastAsia="es-PE"/>
           <w14:ligatures w14:val="none"/>
         </w:rPr>
-        <w:t>no habrían brindado al denunciante los canales de atención para la activación de la cobertura del Seguro de Tarjeta Protegida - Póliza Soles N.º 411722011, cuando se apersonó a reportar el siniestro del 14 de abril de 2023</w:t>
+        <w:t>no habrían brindado al denunciante los canales de atención para la activación de la cobertura del Seguro de Tarjeta Protegida - Póliza Soles 411722011, cuando se apersonó a reportar el siniestro del 14 de abril de 2023</w:t>
       </w:r>
       <w:r>
         <w:rPr>
@@ -3262,7 +3262,7 @@
           <w:lang w:eastAsia="es-PE"/>
           <w14:ligatures w14:val="none"/>
         </w:rPr>
-        <w:t xml:space="preserve"> habría negado la existencia de la póliza del Seguro de Tarjeta Protegida - Póliza Soles N.º 411722011, cuando el denunciante se comunicó con la central telefónica de la compañía aseguradora el 14 de abril de 2023</w:t>
+        <w:t xml:space="preserve"> habría negado la existencia de la póliza del Seguro de Tarjeta Protegida - Póliza Soles 411722011, cuando el denunciante se comunicó con la central telefónica de la compañía aseguradora el 14 de abril de 2023</w:t>
       </w:r>
       <w:r>
         <w:rPr>
@@ -3323,7 +3323,7 @@
           <w:lang w:eastAsia="es-PE"/>
           <w14:ligatures w14:val="none"/>
         </w:rPr>
-        <w:t xml:space="preserve"> no habría realizado el envío del documento “declaración de siniestros” que debió otorgar para que el denunciante solicite la cobertura del siniestro reportado, según lo estipulado en la póliza N.º 4117220112</w:t>
+        <w:t xml:space="preserve"> no habría realizado el envío del documento “declaración de siniestros” que debió otorgar para que el denunciante solicite la cobertura del siniestro reportado, según lo estipulado en la póliza 4117220112</w:t>
       </w:r>
       <w:r>
         <w:rPr>
@@ -3382,7 +3382,7 @@
           <w:lang w:eastAsia="es-PE"/>
           <w14:ligatures w14:val="none"/>
         </w:rPr>
-        <w:t>se habría negado a recibir la documentación presentada por el denunciante el 15 de abril de 2023, en su agencia ubicada en el distrito de San Borja, generando que no se tramite la solicitud del Seguro de Tarjeta Protegida - Póliza Soles N° 411722011</w:t>
+        <w:t>se habría negado a recibir la documentación presentada por el denunciante el 15 de abril de 2023, en su agencia ubicada en el distrito de San Borja, generando que no se tramite la solicitud del Seguro de Tarjeta Protegida - Póliza Soles 411722011</w:t>
       </w:r>
       <w:r>
         <w:rPr>
@@ -3483,7 +3483,7 @@
           <w:lang w:eastAsia="es-PE"/>
           <w14:ligatures w14:val="none"/>
         </w:rPr>
-        <w:t xml:space="preserve"> a los artículos 18° y 19° del Código</w:t>
+        <w:t xml:space="preserve"> a los artículos 18 y 19 del Código</w:t>
       </w:r>
       <w:r>
         <w:rPr>
@@ -3609,7 +3609,7 @@
           <w:lang w:eastAsia="es-PE"/>
           <w14:ligatures w14:val="none"/>
         </w:rPr>
-        <w:t xml:space="preserve"> habría brindado información contradictoria al denunciante, respecto a las condiciones de la cobertura del Seguro de Tarjeta Protegida - Póliza Soles N° 411722011, cuando se apersonó a su agencia ubicada en el distrito de San Borja, el 15 de abril de 2023</w:t>
+        <w:t xml:space="preserve"> habría brindado información contradictoria al denunciante, respecto a las condiciones de la cobertura del Seguro de Tarjeta Protegida - Póliza Soles 411722011, cuando se apersonó a su agencia ubicada en el distrito de San Borja, el 15 de abril de 2023</w:t>
       </w:r>
       <w:r>
         <w:rPr>
@@ -3652,7 +3652,7 @@
           <w:lang w:eastAsia="es-PE"/>
           <w14:ligatures w14:val="none"/>
         </w:rPr>
-        <w:t xml:space="preserve">artículo 1°, numeral 1, literal b) </w:t>
+        <w:t xml:space="preserve">artículo 1, numeral 1, literal b) </w:t>
       </w:r>
       <w:bookmarkEnd w:id="5"/>
       <w:r>
@@ -3664,7 +3664,7 @@
           <w:lang w:eastAsia="es-PE"/>
           <w14:ligatures w14:val="none"/>
         </w:rPr>
-        <w:t>y al artículo 2° del Código</w:t>
+        <w:t>y al artículo 2 del Código</w:t>
       </w:r>
       <w:r>
         <w:rPr>
@@ -3775,7 +3775,7 @@
           <w:lang w:eastAsia="es-PE"/>
           <w14:ligatures w14:val="none"/>
         </w:rPr>
-        <w:t xml:space="preserve">Resolución N° </w:t>
+        <w:t xml:space="preserve">Resolución </w:t>
       </w:r>
       <w:r>
         <w:rPr>
@@ -4010,7 +4010,7 @@
           <w:lang w:eastAsia="es-PE"/>
           <w14:ligatures w14:val="none"/>
         </w:rPr>
-        <w:t xml:space="preserve">los artículos 18° y 19° de la Ley 29571, Código de Protección y Defensa del Consumidor, </w:t>
+        <w:t xml:space="preserve">los artículos 18 y 19 de la Ley 29571, Código de Protección y Defensa del Consumidor, </w:t>
       </w:r>
       <w:r>
         <w:rPr>
@@ -4146,7 +4146,7 @@
           <w:lang w:eastAsia="es-PE"/>
           <w14:ligatures w14:val="none"/>
         </w:rPr>
-        <w:t>no habrían brindado al denunciante los canales de atención para la activación de la cobertura del Seguro de Tarjeta Protegida - Póliza Soles N.º 411722011, cuando se apersonó a reportar el siniestro del 14 de abril de 2023</w:t>
+        <w:t>no habrían brindado al denunciante los canales de atención para la activación de la cobertura del Seguro de Tarjeta Protegida - Póliza Soles 411722011, cuando se apersonó a reportar el siniestro del 14 de abril de 2023</w:t>
       </w:r>
       <w:r>
         <w:rPr>
@@ -4216,7 +4216,7 @@
           <w:lang w:eastAsia="es-PE"/>
           <w14:ligatures w14:val="none"/>
         </w:rPr>
-        <w:t xml:space="preserve">los artículos 18° y 19° de la Ley 29571, Código de Protección y Defensa del Consumidor, </w:t>
+        <w:t xml:space="preserve">los artículos 18 y 19 de la Ley 29571, Código de Protección y Defensa del Consumidor, </w:t>
       </w:r>
       <w:r>
         <w:rPr>
@@ -4352,7 +4352,7 @@
           <w:lang w:eastAsia="es-PE"/>
           <w14:ligatures w14:val="none"/>
         </w:rPr>
-        <w:t>Tarjeta Protegida - Póliza Soles N.º</w:t>
+        <w:t>Tarjeta Protegida - Póliza Soles </w:t>
       </w:r>
       <w:r>
         <w:rPr>
@@ -4455,7 +4455,7 @@
           <w:lang w:eastAsia="es-PE"/>
           <w14:ligatures w14:val="none"/>
         </w:rPr>
-        <w:t xml:space="preserve">los artículos 18° y 19° de la Ley 29571, Código de Protección y Defensa del Consumidor, </w:t>
+        <w:t xml:space="preserve">los artículos 18 y 19 de la Ley 29571, Código de Protección y Defensa del Consumidor, </w:t>
       </w:r>
       <w:r>
         <w:rPr>
@@ -4567,7 +4567,7 @@
           <w:lang w:eastAsia="es-PE"/>
           <w14:ligatures w14:val="none"/>
         </w:rPr>
-        <w:t>no habría realizado el envío del documento “declaración de siniestros” que debió otorgar para que el denunciante solicite la cobertura del siniestro reportado, según lo estipulado en la póliza N.º 4117220112</w:t>
+        <w:t>no habría realizado el envío del documento “declaración de siniestros” que debió otorgar para que el denunciante solicite la cobertura del siniestro reportado, según lo estipulado en la póliza 4117220112</w:t>
       </w:r>
       <w:r>
         <w:rPr>
@@ -4635,7 +4635,7 @@
           <w:lang w:eastAsia="es-PE"/>
           <w14:ligatures w14:val="none"/>
         </w:rPr>
-        <w:t xml:space="preserve">los artículos 18° y 19° de la Ley 29571, Código de Protección y Defensa del Consumidor, </w:t>
+        <w:t xml:space="preserve">los artículos 18 y 19 de la Ley 29571, Código de Protección y Defensa del Consumidor, </w:t>
       </w:r>
       <w:r>
         <w:rPr>
@@ -4748,7 +4748,7 @@
           <w:lang w:eastAsia="es-PE"/>
           <w14:ligatures w14:val="none"/>
         </w:rPr>
-        <w:t>N°</w:t>
+        <w:t/>
       </w:r>
       <w:r>
         <w:rPr>
@@ -4806,7 +4806,7 @@
           <w:lang w:eastAsia="es-PE"/>
           <w14:ligatures w14:val="none"/>
         </w:rPr>
-        <w:t>Presunta infracción al artículo 1°, numeral 1, literal b) y al artículo 2° de la Ley 29571</w:t>
+        <w:t>Presunta infracción al artículo 1, numeral 1, literal b) y al artículo 2 de la Ley 29571</w:t>
       </w:r>
       <w:r>
         <w:rPr>
@@ -4883,7 +4883,7 @@
           <w:lang w:eastAsia="es-PE"/>
           <w14:ligatures w14:val="none"/>
         </w:rPr>
-        <w:t>N°</w:t>
+        <w:t/>
       </w:r>
       <w:r>
         <w:rPr>
@@ -5040,7 +5040,7 @@
           <w:lang w:eastAsia="es-PE"/>
           <w14:ligatures w14:val="none"/>
         </w:rPr>
-        <w:t>para que, de conformidad con lo dispuesto por el artículo 26 de la Ley sobre Facultades, Normas y Organización del Indecopi, aprobada por Decreto Legislativo N° 807, presente</w:t>
+        <w:t>para que, de conformidad con lo dispuesto por el artículo 26 de la Ley sobre Facultades, Normas y Organización del Indecopi, aprobada por Decreto Legislativo 807, presente</w:t>
       </w:r>
       <w:r>
         <w:rPr>
@@ -5509,7 +5509,7 @@
           <w:lang w:eastAsia="es-PE"/>
           <w14:ligatures w14:val="none"/>
         </w:rPr>
-        <w:t>°</w:t>
+        <w:t/>
       </w:r>
       <w:r>
         <w:rPr>
@@ -5639,7 +5639,7 @@
           <w:lang w:eastAsia="es-PE"/>
           <w14:ligatures w14:val="none"/>
         </w:rPr>
-        <w:t xml:space="preserve"> informar a las partes que conforme a lo establecido en el artículo 39 de la Ley sobre Facultades, Normas y Organización del Indecopi, aprobada por Decreto Legislativo N° 807, los gastos por los peritajes realizados, actuación de pruebas, inspecciones y otros derivados de la tramitación del proceso serán de cargo de la parte que solicita la prueba, salvo pacto en contrario. En todos los casos, la resolución final determinará si los gastos deben ser asumidos por alguna de las partes, o reembolsados a la otra parte o al Indecopi, según sea el caso, de manera adicional a la sanción que haya podido imponerse.</w:t>
+        <w:t xml:space="preserve"> informar a las partes que conforme a lo establecido en el artículo 39 de la Ley sobre Facultades, Normas y Organización del Indecopi, aprobada por Decreto Legislativo 807, los gastos por los peritajes realizados, actuación de pruebas, inspecciones y otros derivados de la tramitación del proceso serán de cargo de la parte que solicita la prueba, salvo pacto en contrario. En todos los casos, la resolución final determinará si los gastos deben ser asumidos por alguna de las partes, o reembolsados a la otra parte o al Indecopi, según sea el caso, de manera adicional a la sanción que haya podido imponerse.</w:t>
       </w:r>
     </w:p>
     <w:p>
@@ -6264,7 +6264,7 @@
           <w:sz w:val="16"/>
           <w:szCs w:val="16"/>
         </w:rPr>
-        <w:t>LEY N° 29571, CÓDIGO DE PROTECCIÓN Y DEFENSA DEL CONSUMIDOR</w:t>
+        <w:t>LEY 29571, CÓDIGO DE PROTECCIÓN Y DEFENSA DEL CONSUMIDOR</w:t>
       </w:r>
       <w:r>
         <w:rPr>
@@ -6274,7 +6274,7 @@
           <w:sz w:val="16"/>
           <w:szCs w:val="16"/>
         </w:rPr>
-        <w:t>, publicada el 2 de setiembre de 2010 y modificada por Decreto Legislativo N° 1308.</w:t>
+        <w:t>, publicada el 2 de setiembre de 2010 y modificada por Decreto Legislativo 1308.</w:t>
       </w:r>
     </w:p>
     <w:p>
@@ -6296,7 +6296,7 @@
           <w:szCs w:val="16"/>
         </w:rPr>
         <w:tab/>
-        <w:t>Artículo 105º.- El Instituto Nacional de Defensa de la Competencia y de la Protección de la propiedad Intelectual (Indecopi) es la autoridad con competencia primaria y de alcance nacional para conocer las presuntas infracciones a las disposiciones contenidas en el presente Código, así como para imponer las sanciones y medidas correctivas establecidas en el presente capítulo, conforme al Decreto Legislativo núm. 1033, Ley de Organización y Funciones del Indecopi. Dicha competencia solo puede ser negada cuando ella haya sido asignada o se asigne a favor de otro organismo por norma expresa con rango de ley.</w:t>
+        <w:t>Artículo 105.- El Instituto Nacional de Defensa de la Competencia y de la Protección de la propiedad Intelectual (Indecopi) es la autoridad con competencia primaria y de alcance nacional para conocer las presuntas infracciones a las disposiciones contenidas en el presente Código, así como para imponer las sanciones y medidas correctivas establecidas en el presente capítulo, conforme al Decreto Legislativo núm. 1033, Ley de Organización y Funciones del Indecopi. Dicha competencia solo puede ser negada cuando ella haya sido asignada o se asigne a favor de otro organismo por norma expresa con rango de ley.</w:t>
       </w:r>
     </w:p>
     <w:p>
@@ -6399,7 +6399,7 @@
           <w:sz w:val="16"/>
           <w:szCs w:val="16"/>
         </w:rPr>
-        <w:t>°.-</w:t>
+        <w:t>.-</w:t>
       </w:r>
       <w:proofErr w:type="gramEnd"/>
       <w:r>
@@ -6480,7 +6480,7 @@
           <w:sz w:val="16"/>
           <w:szCs w:val="16"/>
         </w:rPr>
-        <w:t>Nº</w:t>
+        <w:t/>
       </w:r>
       <w:proofErr w:type="spellEnd"/>
       <w:r>
@@ -6527,7 +6527,7 @@
           <w:sz w:val="16"/>
           <w:szCs w:val="16"/>
         </w:rPr>
-        <w:t>°.-</w:t>
+        <w:t>.-</w:t>
       </w:r>
       <w:proofErr w:type="gramEnd"/>
       <w:r>
@@ -6589,7 +6589,7 @@
           <w:sz w:val="16"/>
           <w:szCs w:val="16"/>
         </w:rPr>
-        <w:t>Nº</w:t>
+        <w:t/>
       </w:r>
       <w:proofErr w:type="spellEnd"/>
       <w:r>
@@ -6698,7 +6698,7 @@
           <w:sz w:val="16"/>
           <w:szCs w:val="16"/>
         </w:rPr>
-        <w:t>°.-</w:t>
+        <w:t>.-</w:t>
       </w:r>
       <w:proofErr w:type="gramEnd"/>
       <w:r>
@@ -6807,7 +6807,7 @@
           <w:sz w:val="16"/>
           <w:szCs w:val="16"/>
         </w:rPr>
-        <w:t>°.-</w:t>
+        <w:t>.-</w:t>
       </w:r>
       <w:proofErr w:type="gramEnd"/>
       <w:r>
@@ -6939,7 +6939,7 @@
           <w:sz w:val="16"/>
           <w:szCs w:val="16"/>
         </w:rPr>
-        <w:t>Nº</w:t>
+        <w:t/>
       </w:r>
       <w:proofErr w:type="spellEnd"/>
       <w:r>
@@ -6961,7 +6961,7 @@
           <w:sz w:val="16"/>
           <w:szCs w:val="16"/>
         </w:rPr>
-        <w:t>Nº</w:t>
+        <w:t/>
       </w:r>
       <w:proofErr w:type="spellEnd"/>
       <w:r>
@@ -7122,7 +7122,7 @@
           <w:sz w:val="16"/>
           <w:szCs w:val="16"/>
         </w:rPr>
-        <w:t>TEXTO ÚNICO ORDENADO DE LA LEY N° 27444, LEY DE PROCEDIMIENTO ADMINISTRATIVO GENERAL, aprobado por Decreto Supremo 006-2026-JUS, publicado el 30 de abril de 2026.</w:t>
+        <w:t>TEXTO ÚNICO ORDENADO DE LA LEY 27444, LEY DE PROCEDIMIENTO ADMINISTRATIVO GENERAL, aprobado por Decreto Supremo 006-2026-JUS, publicado el 30 de abril de 2026.</w:t>
       </w:r>
     </w:p>
     <w:p>
@@ -7277,7 +7277,7 @@
           <w:sz w:val="16"/>
           <w:szCs w:val="16"/>
         </w:rPr>
-        <w:t xml:space="preserve">LEY N° 29571, CÓDIGO DE PROTECCIÓN Y DEFENSA DEL CONSUMIDOR, publicado el 2 de setiembre de 2010 y modificado por Decreto Legislativo N° 1308   </w:t>
+        <w:t xml:space="preserve">LEY 29571, CÓDIGO DE PROTECCIÓN Y DEFENSA DEL CONSUMIDOR, publicado el 2 de setiembre de 2010 y modificado por Decreto Legislativo 1308 </w:t>
       </w:r>
     </w:p>
     <w:p>
@@ -7302,7 +7302,7 @@
           <w:sz w:val="16"/>
           <w:szCs w:val="16"/>
         </w:rPr>
-        <w:t xml:space="preserve">Artículo 18.- Idoneidad   </w:t>
+        <w:t xml:space="preserve">Artículo 18.- Idoneidad </w:t>
       </w:r>
     </w:p>
     <w:p>
@@ -7323,7 +7323,7 @@
           <w:sz w:val="16"/>
           <w:szCs w:val="16"/>
         </w:rPr>
-        <w:t xml:space="preserve">Se entiende por idoneidad la correspondencia entre lo que un consumidor espera y lo que efectivamente recibe, en función a lo que se le hubiera ofrecido, la publicidad e información transmitida, las condiciones y circunstancias de la transacción, las características y naturaleza del producto o servicio, el precio, entre otros factores, atendiendo a las circunstancias del caso.    </w:t>
+        <w:t xml:space="preserve">Se entiende por idoneidad la correspondencia entre lo que un consumidor espera y lo que efectivamente recibe, en función a lo que se le hubiera ofrecido, la publicidad e información transmitida, las condiciones y circunstancias de la transacción, las características y naturaleza del producto o servicio, el precio, entre otros factores, atendiendo a las circunstancias del caso. </w:t>
       </w:r>
     </w:p>
     <w:p>
@@ -7470,7 +7470,7 @@
           <w:sz w:val="15"/>
           <w:szCs w:val="15"/>
         </w:rPr>
-        <w:t xml:space="preserve">LEY N° 29571, CÓDIGO DE PROTECCIÓN Y DEFENSA DEL CONSUMIDOR, publicado el 2 de setiembre de 2010 y modificado por Decreto Legislativo N° 1308   </w:t>
+        <w:t xml:space="preserve">LEY 29571, CÓDIGO DE PROTECCIÓN Y DEFENSA DEL CONSUMIDOR, publicado el 2 de setiembre de 2010 y modificado por Decreto Legislativo 1308 </w:t>
       </w:r>
     </w:p>
     <w:p>
@@ -7783,7 +7783,7 @@
           <w:sz w:val="16"/>
           <w:szCs w:val="16"/>
         </w:rPr>
-        <w:t xml:space="preserve"> publicado el 2 de setiembre de 2010 y modificado por Decreto Legislativo N° 1308, publicado el 30 de diciembre de 2016</w:t>
+        <w:t xml:space="preserve"> publicado el 2 de setiembre de 2010 y modificado por Decreto Legislativo 1308, publicado el 30 de diciembre de 2016</w:t>
       </w:r>
     </w:p>
     <w:p>
@@ -7828,7 +7828,7 @@
           <w:sz w:val="16"/>
           <w:szCs w:val="16"/>
         </w:rPr>
-        <w:t>El órgano resolutivo puede sancionar las infracciones administrativas a que se refiere el artículo 108º con amonestación y multas de hasta cuatrocientos cincuenta (450) Unidades Impositivas Tributarias (UIT), las cuales son calificadas de la siguiente manera:</w:t>
+        <w:t>El órgano resolutivo puede sancionar las infracciones administrativas a que se refiere el artículo 108 con amonestación y multas de hasta cuatrocientos cincuenta (450) Unidades Impositivas Tributarias (UIT), las cuales son calificadas de la siguiente manera:</w:t>
       </w:r>
     </w:p>
     <w:p>
@@ -7969,7 +7969,7 @@
           <w:sz w:val="16"/>
           <w:szCs w:val="16"/>
         </w:rPr>
-        <w:t xml:space="preserve"> el proveedor incumpla un acuerdo conciliatorio o cualquier otro acuerdo que de forma indubitable deje constancia de la manifestación de voluntad expresa de las partes de dar por culminada la controversia, o un laudo arbitral, el órgano resolutivo puede sancionar con una multa entre una (1) Unidad Impositiva Tributaria y doscientos (200) Unidades Impositivas Tributarias. Para la graduación se observan los criterios establecidos en el presente Código y supletoriamente, los criterios que establece la Ley N° 27444, Ley del Procedimiento Administrativo General o la norma que la sustituya o complemente.</w:t>
+        <w:t xml:space="preserve"> el proveedor incumpla un acuerdo conciliatorio o cualquier otro acuerdo que de forma indubitable deje constancia de la manifestación de voluntad expresa de las partes de dar por culminada la controversia, o un laudo arbitral, el órgano resolutivo puede sancionar con una multa entre una (1) Unidad Impositiva Tributaria y doscientos (200) Unidades Impositivas Tributarias. Para la graduación se observan los criterios establecidos en el presente Código y supletoriamente, los criterios que establece la Ley 27444, Ley del Procedimiento Administrativo General o la norma que la sustituya o complemente.</w:t>
       </w:r>
     </w:p>
     <w:p>
@@ -8061,7 +8061,7 @@
           <w:sz w:val="16"/>
           <w:szCs w:val="16"/>
         </w:rPr>
-        <w:t xml:space="preserve"> publicado el 2 de setiembre de 2010 y modificado por Decreto Legislativo N° 1308, publicado el 30 de diciembre de 2016</w:t>
+        <w:t xml:space="preserve"> publicado el 2 de setiembre de 2010 y modificado por Decreto Legislativo 1308, publicado el 30 de diciembre de 2016</w:t>
       </w:r>
     </w:p>
     <w:p>
@@ -8650,7 +8650,7 @@
           <w:sz w:val="16"/>
           <w:szCs w:val="16"/>
         </w:rPr>
-        <w:t xml:space="preserve"> publicado el 2 de setiembre de 2010 y modificado por Decreto Legislativo N° 1308, publicado el 30 de diciembre de 2016</w:t>
+        <w:t xml:space="preserve"> publicado el 2 de setiembre de 2010 y modificado por Decreto Legislativo 1308, publicado el 30 de diciembre de 2016</w:t>
       </w:r>
     </w:p>
     <w:p>
@@ -9148,7 +9148,7 @@
               <w:sz w:val="16"/>
               <w:szCs w:val="16"/>
             </w:rPr>
-            <w:t xml:space="preserve">CNICA DE LA    </w:t>
+            <w:t xml:space="preserve">CNICA DE LA </w:t>
           </w:r>
         </w:p>
         <w:p>

--- a/plantillas_maestras/04_seguro_proteccion_tarjetas_y_dinero/materia_general_asegurativa/2_ddos_banco_y_aseguradora/varon/TPL_880_2025_SEGURO_PROTECCION_TARJETAS_Y_DINERO_MATERIA_GENERAL_ASEGURATIVA_BANCO_VARON_R4.docx
+++ b/plantillas_maestras/04_seguro_proteccion_tarjetas_y_dinero/materia_general_asegurativa/2_ddos_banco_y_aseguradora/varon/TPL_880_2025_SEGURO_PROTECCION_TARJETAS_Y_DINERO_MATERIA_GENERAL_ASEGURATIVA_BANCO_VARON_R4.docx
@@ -148,7 +148,7 @@
           <w:lang w:eastAsia="es-PE"/>
           <w14:ligatures w14:val="none"/>
         </w:rPr>
-        <w:t>DENUNCIANTE</w:t>
+        <w:t xml:space="preserve">DENUNCIANTE: [DENUNCIANTE] (SEÑOR [APELLIDO])</w:t>
       </w:r>
       <w:r>
         <w:rPr>
@@ -160,7 +160,7 @@
           <w14:ligatures w14:val="none"/>
         </w:rPr>
         <w:tab/>
-        <w:t xml:space="preserve">: </w:t>
+        <w:t xml:space="preserve"/>
       </w:r>
       <w:bookmarkStart w:id="0" w:name="_Hlk62505593"/>
       <w:r>
@@ -183,7 +183,7 @@
           <w:lang w:val="es-ES" w:eastAsia="es-PE"/>
           <w14:ligatures w14:val="none"/>
         </w:rPr>
-        <w:t xml:space="preserve">CESAR EDUARDO CESPEDES SARMIENTO </w:t>
+        <w:t xml:space="preserve"/>
       </w:r>
       <w:r>
         <w:rPr>
@@ -194,7 +194,7 @@
           <w:lang w:val="es-ES" w:eastAsia="es-PE"/>
           <w14:ligatures w14:val="none"/>
         </w:rPr>
-        <w:t xml:space="preserve">(SEÑOR </w:t>
+        <w:t xml:space="preserve"/>
       </w:r>
       <w:r>
         <w:rPr>
@@ -205,7 +205,7 @@
           <w:lang w:val="es-ES" w:eastAsia="es-PE"/>
           <w14:ligatures w14:val="none"/>
         </w:rPr>
-        <w:t>CESPEDES</w:t>
+        <w:t/>
       </w:r>
       <w:r>
         <w:rPr>
@@ -216,7 +216,7 @@
           <w:lang w:val="es-ES" w:eastAsia="es-PE"/>
           <w14:ligatures w14:val="none"/>
         </w:rPr>
-        <w:t>)</w:t>
+        <w:t/>
       </w:r>
     </w:p>
     <w:bookmarkEnd w:id="0"/>
@@ -642,61 +642,61 @@
           <w:lang w:eastAsia="es-PE"/>
           <w14:ligatures w14:val="none"/>
         </w:rPr>
-        <w:t xml:space="preserve">Mediante el escrito del </w:t>
-      </w:r>
-      <w:r>
-        <w:rPr>
-          <w:rFonts w:ascii="Arial Narrow" w:eastAsia="Times New Roman" w:hAnsi="Arial Narrow" w:cs="Calibri"/>
-          <w:kern w:val="0"/>
-          <w:lang w:eastAsia="es-PE"/>
-          <w14:ligatures w14:val="none"/>
-        </w:rPr>
-        <w:t>14</w:t>
-      </w:r>
-      <w:r>
-        <w:rPr>
-          <w:rFonts w:ascii="Arial Narrow" w:eastAsia="Times New Roman" w:hAnsi="Arial Narrow" w:cs="Calibri"/>
-          <w:kern w:val="0"/>
-          <w:lang w:eastAsia="es-PE"/>
-          <w14:ligatures w14:val="none"/>
-        </w:rPr>
-        <w:t xml:space="preserve"> de </w:t>
-      </w:r>
-      <w:r>
-        <w:rPr>
-          <w:rFonts w:ascii="Arial Narrow" w:eastAsia="Times New Roman" w:hAnsi="Arial Narrow" w:cs="Calibri"/>
-          <w:kern w:val="0"/>
-          <w:lang w:eastAsia="es-PE"/>
-          <w14:ligatures w14:val="none"/>
-        </w:rPr>
-        <w:t xml:space="preserve">abril </w:t>
-      </w:r>
-      <w:r>
-        <w:rPr>
-          <w:rFonts w:ascii="Arial Narrow" w:eastAsia="Times New Roman" w:hAnsi="Arial Narrow" w:cs="Calibri"/>
-          <w:kern w:val="0"/>
-          <w:lang w:eastAsia="es-PE"/>
-          <w14:ligatures w14:val="none"/>
-        </w:rPr>
-        <w:t>de 202</w:t>
-      </w:r>
-      <w:r>
-        <w:rPr>
-          <w:rFonts w:ascii="Arial Narrow" w:eastAsia="Times New Roman" w:hAnsi="Arial Narrow" w:cs="Calibri"/>
-          <w:kern w:val="0"/>
-          <w:lang w:eastAsia="es-PE"/>
-          <w14:ligatures w14:val="none"/>
-        </w:rPr>
-        <w:t>5</w:t>
-      </w:r>
-      <w:r>
-        <w:rPr>
-          <w:rFonts w:ascii="Arial Narrow" w:eastAsia="Times New Roman" w:hAnsi="Arial Narrow" w:cs="Calibri"/>
-          <w:kern w:val="0"/>
-          <w:lang w:eastAsia="es-PE"/>
-          <w14:ligatures w14:val="none"/>
-        </w:rPr>
-        <w:t xml:space="preserve">, el señor </w:t>
+        <w:t xml:space="preserve">Mediante el escrito del 14 de abril de 2025, el señor [APELLIDO] denunció al Banco y a Paribas por presuntas infracciones a la Ley 29571, Código de Protección y Defensa del Consumidor (en adelante, Código), señalando lo siguiente: </w:t>
+      </w:r>
+      <w:r>
+        <w:rPr>
+          <w:rFonts w:ascii="Arial Narrow" w:eastAsia="Times New Roman" w:hAnsi="Arial Narrow" w:cs="Calibri"/>
+          <w:kern w:val="0"/>
+          <w:lang w:eastAsia="es-PE"/>
+          <w14:ligatures w14:val="none"/>
+        </w:rPr>
+        <w:t/>
+      </w:r>
+      <w:r>
+        <w:rPr>
+          <w:rFonts w:ascii="Arial Narrow" w:eastAsia="Times New Roman" w:hAnsi="Arial Narrow" w:cs="Calibri"/>
+          <w:kern w:val="0"/>
+          <w:lang w:eastAsia="es-PE"/>
+          <w14:ligatures w14:val="none"/>
+        </w:rPr>
+        <w:t xml:space="preserve"/>
+      </w:r>
+      <w:r>
+        <w:rPr>
+          <w:rFonts w:ascii="Arial Narrow" w:eastAsia="Times New Roman" w:hAnsi="Arial Narrow" w:cs="Calibri"/>
+          <w:kern w:val="0"/>
+          <w:lang w:eastAsia="es-PE"/>
+          <w14:ligatures w14:val="none"/>
+        </w:rPr>
+        <w:t xml:space="preserve"/>
+      </w:r>
+      <w:r>
+        <w:rPr>
+          <w:rFonts w:ascii="Arial Narrow" w:eastAsia="Times New Roman" w:hAnsi="Arial Narrow" w:cs="Calibri"/>
+          <w:kern w:val="0"/>
+          <w:lang w:eastAsia="es-PE"/>
+          <w14:ligatures w14:val="none"/>
+        </w:rPr>
+        <w:t/>
+      </w:r>
+      <w:r>
+        <w:rPr>
+          <w:rFonts w:ascii="Arial Narrow" w:eastAsia="Times New Roman" w:hAnsi="Arial Narrow" w:cs="Calibri"/>
+          <w:kern w:val="0"/>
+          <w:lang w:eastAsia="es-PE"/>
+          <w14:ligatures w14:val="none"/>
+        </w:rPr>
+        <w:t/>
+      </w:r>
+      <w:r>
+        <w:rPr>
+          <w:rFonts w:ascii="Arial Narrow" w:eastAsia="Times New Roman" w:hAnsi="Arial Narrow" w:cs="Calibri"/>
+          <w:kern w:val="0"/>
+          <w:lang w:eastAsia="es-PE"/>
+          <w14:ligatures w14:val="none"/>
+        </w:rPr>
+        <w:t xml:space="preserve"/>
       </w:r>
       <w:proofErr w:type="spellStart"/>
       <w:r>
@@ -706,7 +706,7 @@
           <w:lang w:eastAsia="es-PE"/>
           <w14:ligatures w14:val="none"/>
         </w:rPr>
-        <w:t>Cespedes</w:t>
+        <w:t/>
       </w:r>
       <w:proofErr w:type="spellEnd"/>
       <w:r>
@@ -716,25 +716,25 @@
           <w:lang w:eastAsia="es-PE"/>
           <w14:ligatures w14:val="none"/>
         </w:rPr>
-        <w:t xml:space="preserve"> denunció al Banco y a Paribas </w:t>
-      </w:r>
-      <w:r>
-        <w:rPr>
-          <w:rFonts w:ascii="Arial Narrow" w:eastAsia="Times New Roman" w:hAnsi="Arial Narrow" w:cs="Calibri"/>
-          <w:kern w:val="0"/>
-          <w:lang w:eastAsia="es-PE"/>
-          <w14:ligatures w14:val="none"/>
-        </w:rPr>
-        <w:t>por presuntas infracciones a la Ley 29571, Código de Protección y Defensa del Consumidor (en adelante, Código), señalando lo siguiente</w:t>
-      </w:r>
-      <w:r>
-        <w:rPr>
-          <w:rFonts w:ascii="Arial Narrow" w:eastAsia="Times New Roman" w:hAnsi="Arial Narrow" w:cs="Calibri"/>
-          <w:kern w:val="0"/>
-          <w:lang w:eastAsia="es-PE"/>
-          <w14:ligatures w14:val="none"/>
-        </w:rPr>
-        <w:t xml:space="preserve">: </w:t>
+        <w:t xml:space="preserve"/>
+      </w:r>
+      <w:r>
+        <w:rPr>
+          <w:rFonts w:ascii="Arial Narrow" w:eastAsia="Times New Roman" w:hAnsi="Arial Narrow" w:cs="Calibri"/>
+          <w:kern w:val="0"/>
+          <w:lang w:eastAsia="es-PE"/>
+          <w14:ligatures w14:val="none"/>
+        </w:rPr>
+        <w:t/>
+      </w:r>
+      <w:r>
+        <w:rPr>
+          <w:rFonts w:ascii="Arial Narrow" w:eastAsia="Times New Roman" w:hAnsi="Arial Narrow" w:cs="Calibri"/>
+          <w:kern w:val="0"/>
+          <w:lang w:eastAsia="es-PE"/>
+          <w14:ligatures w14:val="none"/>
+        </w:rPr>
+        <w:t xml:space="preserve"/>
       </w:r>
     </w:p>
     <w:p>
@@ -1502,103 +1502,103 @@
         <w:rPr>
           <w:rFonts w:ascii="Arial Narrow" w:hAnsi="Arial Narrow" w:cs="Arial"/>
         </w:rPr>
-        <w:t xml:space="preserve">Mediante Resolución 1 del </w:t>
+        <w:t xml:space="preserve">Mediante Resolución 1 del 30 de mayo de 2024, la Secretaría Técnica de la Comisión de Protección al Consumidor 1 (en adelante, Secretaría Técnica) admitió a trámite la denuncia presentada por el señor [APELLIDO] contra el Banco y Paribas, formulando la imputación de cargos siguiente:</w:t>
       </w:r>
       <w:r>
         <w:rPr>
           <w:rFonts w:ascii="Arial Narrow" w:hAnsi="Arial Narrow" w:cs="Arial"/>
         </w:rPr>
-        <w:t>30</w:t>
+        <w:t/>
       </w:r>
       <w:r>
         <w:rPr>
           <w:rFonts w:ascii="Arial Narrow" w:hAnsi="Arial Narrow" w:cs="Arial"/>
         </w:rPr>
-        <w:t xml:space="preserve"> de </w:t>
+        <w:t xml:space="preserve"/>
       </w:r>
       <w:r>
         <w:rPr>
           <w:rFonts w:ascii="Arial Narrow" w:hAnsi="Arial Narrow" w:cs="Arial"/>
         </w:rPr>
-        <w:t>mayo</w:t>
+        <w:t/>
       </w:r>
       <w:r>
         <w:rPr>
           <w:rFonts w:ascii="Arial Narrow" w:hAnsi="Arial Narrow" w:cs="Arial"/>
         </w:rPr>
-        <w:t xml:space="preserve"> de 202</w:t>
+        <w:t xml:space="preserve"/>
       </w:r>
       <w:r>
         <w:rPr>
           <w:rFonts w:ascii="Arial Narrow" w:hAnsi="Arial Narrow" w:cs="Arial"/>
         </w:rPr>
-        <w:t>4</w:t>
+        <w:t/>
       </w:r>
       <w:r>
         <w:rPr>
           <w:rFonts w:ascii="Arial Narrow" w:hAnsi="Arial Narrow" w:cs="Arial"/>
         </w:rPr>
-        <w:t>, la Secretaría Técnica</w:t>
+        <w:t/>
       </w:r>
       <w:r>
         <w:rPr>
           <w:rFonts w:ascii="Arial Narrow" w:hAnsi="Arial Narrow" w:cs="Arial"/>
         </w:rPr>
-        <w:t xml:space="preserve"> de la Comisión de Protección al Consumidor 1 (en adelante, Secretaría Técnica)</w:t>
+        <w:t xml:space="preserve"/>
       </w:r>
       <w:r>
         <w:rPr>
           <w:rFonts w:ascii="Arial Narrow" w:hAnsi="Arial Narrow" w:cs="Arial"/>
         </w:rPr>
-        <w:t xml:space="preserve"> admitió a trámite la denuncia </w:t>
+        <w:t xml:space="preserve"/>
       </w:r>
       <w:r>
         <w:rPr>
           <w:rFonts w:ascii="Arial Narrow" w:hAnsi="Arial Narrow" w:cs="Arial"/>
         </w:rPr>
-        <w:t xml:space="preserve">presentada por el señor </w:t>
+        <w:t xml:space="preserve"/>
       </w:r>
       <w:r>
         <w:rPr>
           <w:rFonts w:ascii="Arial Narrow" w:hAnsi="Arial Narrow" w:cs="Arial"/>
         </w:rPr>
-        <w:t>Céspedes</w:t>
+        <w:t/>
       </w:r>
       <w:r>
         <w:rPr>
           <w:rFonts w:ascii="Arial Narrow" w:hAnsi="Arial Narrow" w:cs="Arial"/>
         </w:rPr>
-        <w:t xml:space="preserve"> </w:t>
+        <w:t xml:space="preserve"/>
       </w:r>
       <w:r>
         <w:rPr>
           <w:rFonts w:ascii="Arial Narrow" w:hAnsi="Arial Narrow" w:cs="Arial"/>
         </w:rPr>
-        <w:t xml:space="preserve">contra </w:t>
+        <w:t xml:space="preserve"/>
       </w:r>
       <w:r>
         <w:rPr>
           <w:rFonts w:ascii="Arial Narrow" w:hAnsi="Arial Narrow" w:cs="Arial"/>
         </w:rPr>
-        <w:t>el Banco y Paribas</w:t>
+        <w:t/>
       </w:r>
       <w:r>
         <w:rPr>
           <w:rFonts w:ascii="Arial Narrow" w:hAnsi="Arial Narrow" w:cs="Arial"/>
         </w:rPr>
-        <w:t xml:space="preserve">, </w:t>
+        <w:t xml:space="preserve"/>
       </w:r>
       <w:r>
         <w:rPr>
           <w:rFonts w:ascii="Arial Narrow" w:hAnsi="Arial Narrow" w:cs="Arial"/>
         </w:rPr>
-        <w:t>formulando la imputación de cargos siguiente</w:t>
+        <w:t/>
       </w:r>
       <w:r>
         <w:rPr>
           <w:rFonts w:ascii="Arial Narrow" w:hAnsi="Arial Narrow" w:cs="Arial"/>
         </w:rPr>
-        <w:t>:</w:t>
+        <w:t/>
       </w:r>
     </w:p>
     <w:p>
@@ -1666,7 +1666,7 @@
           <w:sz w:val="20"/>
           <w:szCs w:val="20"/>
         </w:rPr>
-        <w:t xml:space="preserve">PRIMERO: </w:t>
+        <w:t xml:space="preserve">PRIMERO: admitir a trámite la denuncia del 14 de abril de 2025, interpuesta por el señor [APELLIDO] Céspedes [APELLIDO] contra Banco Falabella Perú S.A. y BNP Paribas Cardif S.A. Compañía de Seguros y Reaseguros, por lo siguiente:</w:t>
       </w:r>
       <w:r>
         <w:rPr>
@@ -1677,7 +1677,7 @@
           <w:sz w:val="20"/>
           <w:szCs w:val="20"/>
         </w:rPr>
-        <w:t xml:space="preserve">admitir a trámite la denuncia </w:t>
+        <w:t xml:space="preserve"/>
       </w:r>
       <w:r>
         <w:rPr>
@@ -1688,7 +1688,7 @@
           <w:sz w:val="20"/>
           <w:szCs w:val="20"/>
         </w:rPr>
-        <w:t xml:space="preserve">del </w:t>
+        <w:t xml:space="preserve"/>
       </w:r>
       <w:r>
         <w:rPr>
@@ -1699,7 +1699,7 @@
           <w:sz w:val="20"/>
           <w:szCs w:val="20"/>
         </w:rPr>
-        <w:t>14 de abril de 2025, interpuesta por el señor Cesar Eduardo</w:t>
+        <w:t/>
       </w:r>
       <w:r>
         <w:rPr>
@@ -1710,7 +1710,7 @@
           <w:sz w:val="20"/>
           <w:szCs w:val="20"/>
         </w:rPr>
-        <w:t xml:space="preserve"> </w:t>
+        <w:t xml:space="preserve"/>
       </w:r>
       <w:r>
         <w:rPr>
@@ -1721,7 +1721,7 @@
           <w:sz w:val="20"/>
           <w:szCs w:val="20"/>
         </w:rPr>
-        <w:t xml:space="preserve">Céspedes Sarmiento contra Banco Falabella Perú S.A. y BNP </w:t>
+        <w:t xml:space="preserve"/>
       </w:r>
       <w:proofErr w:type="spellStart"/>
       <w:r>
@@ -1733,7 +1733,7 @@
           <w:sz w:val="20"/>
           <w:szCs w:val="20"/>
         </w:rPr>
-        <w:t>Paribas</w:t>
+        <w:t/>
       </w:r>
       <w:proofErr w:type="spellEnd"/>
       <w:r>
@@ -1745,7 +1745,7 @@
           <w:sz w:val="20"/>
           <w:szCs w:val="20"/>
         </w:rPr>
-        <w:t xml:space="preserve"> </w:t>
+        <w:t xml:space="preserve"/>
       </w:r>
       <w:proofErr w:type="spellStart"/>
       <w:r>
@@ -1757,7 +1757,7 @@
           <w:sz w:val="20"/>
           <w:szCs w:val="20"/>
         </w:rPr>
-        <w:t>Cardif</w:t>
+        <w:t/>
       </w:r>
       <w:proofErr w:type="spellEnd"/>
       <w:r>
@@ -1769,7 +1769,7 @@
           <w:sz w:val="20"/>
           <w:szCs w:val="20"/>
         </w:rPr>
-        <w:t xml:space="preserve"> S.A. Compañía de Seguros y</w:t>
+        <w:t xml:space="preserve"/>
       </w:r>
       <w:r>
         <w:rPr>
@@ -1780,7 +1780,7 @@
           <w:sz w:val="20"/>
           <w:szCs w:val="20"/>
         </w:rPr>
-        <w:t xml:space="preserve"> </w:t>
+        <w:t xml:space="preserve"/>
       </w:r>
       <w:r>
         <w:rPr>
@@ -1791,7 +1791,7 @@
           <w:sz w:val="20"/>
           <w:szCs w:val="20"/>
         </w:rPr>
-        <w:t>Reaseguros</w:t>
+        <w:t/>
       </w:r>
       <w:r>
         <w:rPr>
@@ -1802,7 +1802,7 @@
           <w:sz w:val="20"/>
           <w:szCs w:val="20"/>
         </w:rPr>
-        <w:t>, por lo siguiente:</w:t>
+        <w:t/>
       </w:r>
     </w:p>
     <w:p>
@@ -3020,7 +3020,7 @@
           <w:lang w:eastAsia="es-PE"/>
           <w14:ligatures w14:val="none"/>
         </w:rPr>
-        <w:t xml:space="preserve">De la lectura del escrito de denuncia del </w:t>
+        <w:t xml:space="preserve">De la lectura del escrito de denuncia del 14 de abril de 2025, se considera que el señor [APELLIDO] cuestionó que los proveedores denunciados habrían incurrido en los siguientes hechos infractores:</w:t>
       </w:r>
       <w:r>
         <w:rPr>
@@ -3029,7 +3029,7 @@
           <w:lang w:eastAsia="es-PE"/>
           <w14:ligatures w14:val="none"/>
         </w:rPr>
-        <w:t>14</w:t>
+        <w:t/>
       </w:r>
       <w:r>
         <w:rPr>
@@ -3038,7 +3038,7 @@
           <w:lang w:eastAsia="es-PE"/>
           <w14:ligatures w14:val="none"/>
         </w:rPr>
-        <w:t xml:space="preserve"> de </w:t>
+        <w:t xml:space="preserve"/>
       </w:r>
       <w:r>
         <w:rPr>
@@ -3047,7 +3047,7 @@
           <w:lang w:eastAsia="es-PE"/>
           <w14:ligatures w14:val="none"/>
         </w:rPr>
-        <w:t>abril</w:t>
+        <w:t/>
       </w:r>
       <w:r>
         <w:rPr>
@@ -3056,7 +3056,7 @@
           <w:lang w:eastAsia="es-PE"/>
           <w14:ligatures w14:val="none"/>
         </w:rPr>
-        <w:t xml:space="preserve"> de </w:t>
+        <w:t xml:space="preserve"/>
       </w:r>
       <w:r>
         <w:rPr>
@@ -3065,7 +3065,7 @@
           <w:lang w:eastAsia="es-PE"/>
           <w14:ligatures w14:val="none"/>
         </w:rPr>
-        <w:t>2025</w:t>
+        <w:t/>
       </w:r>
       <w:r>
         <w:rPr>
@@ -3074,7 +3074,7 @@
           <w:lang w:eastAsia="es-PE"/>
           <w14:ligatures w14:val="none"/>
         </w:rPr>
-        <w:t xml:space="preserve">, </w:t>
+        <w:t xml:space="preserve"/>
       </w:r>
       <w:r>
         <w:rPr>
@@ -3083,7 +3083,7 @@
           <w:lang w:eastAsia="es-PE"/>
           <w14:ligatures w14:val="none"/>
         </w:rPr>
-        <w:t xml:space="preserve">se </w:t>
+        <w:t xml:space="preserve"/>
       </w:r>
       <w:r>
         <w:rPr>
@@ -3092,7 +3092,7 @@
           <w:lang w:eastAsia="es-PE"/>
           <w14:ligatures w14:val="none"/>
         </w:rPr>
-        <w:t xml:space="preserve">considera que </w:t>
+        <w:t xml:space="preserve"/>
       </w:r>
       <w:r>
         <w:rPr>
@@ -3101,7 +3101,7 @@
           <w:lang w:eastAsia="es-PE"/>
           <w14:ligatures w14:val="none"/>
         </w:rPr>
-        <w:t xml:space="preserve">el señor </w:t>
+        <w:t xml:space="preserve"/>
       </w:r>
       <w:proofErr w:type="spellStart"/>
       <w:r>
@@ -3111,7 +3111,7 @@
           <w:lang w:eastAsia="es-PE"/>
           <w14:ligatures w14:val="none"/>
         </w:rPr>
-        <w:t>Céspedes</w:t>
+        <w:t/>
       </w:r>
       <w:proofErr w:type="spellEnd"/>
       <w:r>
@@ -3121,7 +3121,7 @@
           <w:lang w:eastAsia="es-PE"/>
           <w14:ligatures w14:val="none"/>
         </w:rPr>
-        <w:t xml:space="preserve"> cuestionó que </w:t>
+        <w:t xml:space="preserve"/>
       </w:r>
       <w:r>
         <w:rPr>
@@ -3130,7 +3130,7 @@
           <w:lang w:eastAsia="es-PE"/>
           <w14:ligatures w14:val="none"/>
         </w:rPr>
-        <w:t>los proveedores denunciados habrían incurrido en los siguientes hechos infractores:</w:t>
+        <w:t/>
       </w:r>
     </w:p>
     <w:p>
@@ -3544,7 +3544,7 @@
           <w:lang w:eastAsia="es-PE"/>
           <w14:ligatures w14:val="none"/>
         </w:rPr>
-        <w:t xml:space="preserve">Asimismo, de la lectura del escrito de </w:t>
+        <w:t xml:space="preserve">Asimismo, de la lectura del escrito de denuncia del 14 de abril de 2025, se considera que el señor [APELLIDO] cuestionó que el Banco habría brindado información contradictoria al denunciante, respecto a las condiciones de la cobertura del Seguro de Tarjeta Protegida - Póliza Soles 411722011, cuando se apersonó a su agencia ubicada en el distrito de San Borja, el 15 de abril de 2023. Por ello, corresponde calificar el hecho descrito como una presunta infracción al deber de información, tipificado en el artículo 1, numeral 1, literal b) y al artículo 2 del Código.</w:t>
       </w:r>
       <w:r>
         <w:rPr>
@@ -3553,7 +3553,7 @@
           <w:lang w:eastAsia="es-PE"/>
           <w14:ligatures w14:val="none"/>
         </w:rPr>
-        <w:t xml:space="preserve">denuncia del 14 de abril de 2025, </w:t>
+        <w:t xml:space="preserve"/>
       </w:r>
       <w:r>
         <w:rPr>
@@ -3562,7 +3562,7 @@
           <w:lang w:eastAsia="es-PE"/>
           <w14:ligatures w14:val="none"/>
         </w:rPr>
-        <w:t xml:space="preserve">se </w:t>
+        <w:t xml:space="preserve"/>
       </w:r>
       <w:r>
         <w:rPr>
@@ -3571,7 +3571,7 @@
           <w:lang w:eastAsia="es-PE"/>
           <w14:ligatures w14:val="none"/>
         </w:rPr>
-        <w:t xml:space="preserve">considera que el señor </w:t>
+        <w:t xml:space="preserve"/>
       </w:r>
       <w:proofErr w:type="spellStart"/>
       <w:r>
@@ -3581,7 +3581,7 @@
           <w:lang w:eastAsia="es-PE"/>
           <w14:ligatures w14:val="none"/>
         </w:rPr>
-        <w:t>Céspedes</w:t>
+        <w:t/>
       </w:r>
       <w:proofErr w:type="spellEnd"/>
       <w:r>
@@ -3591,7 +3591,7 @@
           <w:lang w:eastAsia="es-PE"/>
           <w14:ligatures w14:val="none"/>
         </w:rPr>
-        <w:t xml:space="preserve"> cuestionó que e</w:t>
+        <w:t xml:space="preserve"/>
       </w:r>
       <w:r>
         <w:rPr>
@@ -3600,7 +3600,7 @@
           <w:lang w:eastAsia="es-PE"/>
           <w14:ligatures w14:val="none"/>
         </w:rPr>
-        <w:t>l Banco</w:t>
+        <w:t/>
       </w:r>
       <w:r>
         <w:rPr>
@@ -3609,7 +3609,7 @@
           <w:lang w:eastAsia="es-PE"/>
           <w14:ligatures w14:val="none"/>
         </w:rPr>
-        <w:t xml:space="preserve"> habría brindado información contradictoria al denunciante, respecto a las condiciones de la cobertura del Seguro de Tarjeta Protegida - Póliza Soles 411722011, cuando se apersonó a su agencia ubicada en el distrito de San Borja, el 15 de abril de 2023</w:t>
+        <w:t xml:space="preserve"/>
       </w:r>
       <w:r>
         <w:rPr>
@@ -3618,7 +3618,7 @@
           <w:lang w:eastAsia="es-PE"/>
           <w14:ligatures w14:val="none"/>
         </w:rPr>
-        <w:t xml:space="preserve">. Por ello, corresponde calificar el hecho descrito </w:t>
+        <w:t xml:space="preserve"/>
       </w:r>
       <w:r>
         <w:rPr>
@@ -3629,7 +3629,7 @@
           <w:lang w:eastAsia="es-PE"/>
           <w14:ligatures w14:val="none"/>
         </w:rPr>
-        <w:t>como una presunta infracción al deber de información, tipificado</w:t>
+        <w:t/>
       </w:r>
       <w:r>
         <w:rPr>
@@ -3640,7 +3640,7 @@
           <w:lang w:eastAsia="es-PE"/>
           <w14:ligatures w14:val="none"/>
         </w:rPr>
-        <w:t xml:space="preserve"> en el </w:t>
+        <w:t xml:space="preserve"/>
       </w:r>
       <w:bookmarkStart w:id="5" w:name="_Hlk195611851"/>
       <w:r>
@@ -3652,7 +3652,7 @@
           <w:lang w:eastAsia="es-PE"/>
           <w14:ligatures w14:val="none"/>
         </w:rPr>
-        <w:t xml:space="preserve">artículo 1, numeral 1, literal b) </w:t>
+        <w:t xml:space="preserve"/>
       </w:r>
       <w:bookmarkEnd w:id="5"/>
       <w:r>
@@ -3664,7 +3664,7 @@
           <w:lang w:eastAsia="es-PE"/>
           <w14:ligatures w14:val="none"/>
         </w:rPr>
-        <w:t>y al artículo 2 del Código</w:t>
+        <w:t/>
       </w:r>
       <w:r>
         <w:rPr>
@@ -3687,7 +3687,7 @@
           <w:lang w:eastAsia="es-PE"/>
           <w14:ligatures w14:val="none"/>
         </w:rPr>
-        <w:t>.</w:t>
+        <w:t/>
       </w:r>
     </w:p>
     <w:p>
@@ -3757,7 +3757,7 @@
           <w:lang w:eastAsia="es-PE"/>
           <w14:ligatures w14:val="none"/>
         </w:rPr>
-        <w:t xml:space="preserve">PRIMERO: </w:t>
+        <w:t xml:space="preserve">PRIMERO: ampliar la imputación de cargos establecida mediante Resolución 1 del 30 de mayo de 2025, respecto a la denuncia interpuesta por el señor [APELLIDO] Céspedes [APELLIDO] contra Banco Falabella Perú S.A. y BNP Paribas Cardif S.A. Compañía de Seguros y Reaseguros, por lo siguiente:</w:t>
       </w:r>
       <w:r>
         <w:rPr>
@@ -3766,79 +3766,79 @@
           <w:lang w:eastAsia="es-PE"/>
           <w14:ligatures w14:val="none"/>
         </w:rPr>
-        <w:t xml:space="preserve">ampliar la imputación de cargos establecida mediante </w:t>
-      </w:r>
-      <w:r>
-        <w:rPr>
-          <w:rFonts w:ascii="Arial Narrow" w:eastAsia="Times New Roman" w:hAnsi="Arial Narrow" w:cs="Calibri"/>
-          <w:kern w:val="0"/>
-          <w:lang w:eastAsia="es-PE"/>
-          <w14:ligatures w14:val="none"/>
-        </w:rPr>
-        <w:t xml:space="preserve">Resolución </w:t>
-      </w:r>
-      <w:r>
-        <w:rPr>
-          <w:rFonts w:ascii="Arial Narrow" w:eastAsia="Times New Roman" w:hAnsi="Arial Narrow" w:cs="Calibri"/>
-          <w:kern w:val="0"/>
-          <w:lang w:eastAsia="es-PE"/>
-          <w14:ligatures w14:val="none"/>
-        </w:rPr>
-        <w:t>1</w:t>
-      </w:r>
-      <w:r>
-        <w:rPr>
-          <w:rFonts w:ascii="Arial Narrow" w:eastAsia="Times New Roman" w:hAnsi="Arial Narrow" w:cs="Calibri"/>
-          <w:kern w:val="0"/>
-          <w:lang w:eastAsia="es-PE"/>
-          <w14:ligatures w14:val="none"/>
-        </w:rPr>
-        <w:t xml:space="preserve"> del </w:t>
-      </w:r>
-      <w:r>
-        <w:rPr>
-          <w:rFonts w:ascii="Arial Narrow" w:eastAsia="Times New Roman" w:hAnsi="Arial Narrow" w:cs="Calibri"/>
-          <w:kern w:val="0"/>
-          <w:lang w:eastAsia="es-PE"/>
-          <w14:ligatures w14:val="none"/>
-        </w:rPr>
-        <w:t>30</w:t>
-      </w:r>
-      <w:r>
-        <w:rPr>
-          <w:rFonts w:ascii="Arial Narrow" w:eastAsia="Times New Roman" w:hAnsi="Arial Narrow" w:cs="Calibri"/>
-          <w:kern w:val="0"/>
-          <w:lang w:eastAsia="es-PE"/>
-          <w14:ligatures w14:val="none"/>
-        </w:rPr>
-        <w:t xml:space="preserve"> de </w:t>
-      </w:r>
-      <w:r>
-        <w:rPr>
-          <w:rFonts w:ascii="Arial Narrow" w:eastAsia="Times New Roman" w:hAnsi="Arial Narrow" w:cs="Calibri"/>
-          <w:kern w:val="0"/>
-          <w:lang w:eastAsia="es-PE"/>
-          <w14:ligatures w14:val="none"/>
-        </w:rPr>
-        <w:t>mayo</w:t>
-      </w:r>
-      <w:r>
-        <w:rPr>
-          <w:rFonts w:ascii="Arial Narrow" w:eastAsia="Times New Roman" w:hAnsi="Arial Narrow" w:cs="Calibri"/>
-          <w:kern w:val="0"/>
-          <w:lang w:eastAsia="es-PE"/>
-          <w14:ligatures w14:val="none"/>
-        </w:rPr>
-        <w:t xml:space="preserve"> de 202</w:t>
-      </w:r>
-      <w:r>
-        <w:rPr>
-          <w:rFonts w:ascii="Arial Narrow" w:eastAsia="Times New Roman" w:hAnsi="Arial Narrow" w:cs="Calibri"/>
-          <w:kern w:val="0"/>
-          <w:lang w:eastAsia="es-PE"/>
-          <w14:ligatures w14:val="none"/>
-        </w:rPr>
-        <w:t>5</w:t>
+        <w:t xml:space="preserve"/>
+      </w:r>
+      <w:r>
+        <w:rPr>
+          <w:rFonts w:ascii="Arial Narrow" w:eastAsia="Times New Roman" w:hAnsi="Arial Narrow" w:cs="Calibri"/>
+          <w:kern w:val="0"/>
+          <w:lang w:eastAsia="es-PE"/>
+          <w14:ligatures w14:val="none"/>
+        </w:rPr>
+        <w:t xml:space="preserve"/>
+      </w:r>
+      <w:r>
+        <w:rPr>
+          <w:rFonts w:ascii="Arial Narrow" w:eastAsia="Times New Roman" w:hAnsi="Arial Narrow" w:cs="Calibri"/>
+          <w:kern w:val="0"/>
+          <w:lang w:eastAsia="es-PE"/>
+          <w14:ligatures w14:val="none"/>
+        </w:rPr>
+        <w:t/>
+      </w:r>
+      <w:r>
+        <w:rPr>
+          <w:rFonts w:ascii="Arial Narrow" w:eastAsia="Times New Roman" w:hAnsi="Arial Narrow" w:cs="Calibri"/>
+          <w:kern w:val="0"/>
+          <w:lang w:eastAsia="es-PE"/>
+          <w14:ligatures w14:val="none"/>
+        </w:rPr>
+        <w:t xml:space="preserve"/>
+      </w:r>
+      <w:r>
+        <w:rPr>
+          <w:rFonts w:ascii="Arial Narrow" w:eastAsia="Times New Roman" w:hAnsi="Arial Narrow" w:cs="Calibri"/>
+          <w:kern w:val="0"/>
+          <w:lang w:eastAsia="es-PE"/>
+          <w14:ligatures w14:val="none"/>
+        </w:rPr>
+        <w:t/>
+      </w:r>
+      <w:r>
+        <w:rPr>
+          <w:rFonts w:ascii="Arial Narrow" w:eastAsia="Times New Roman" w:hAnsi="Arial Narrow" w:cs="Calibri"/>
+          <w:kern w:val="0"/>
+          <w:lang w:eastAsia="es-PE"/>
+          <w14:ligatures w14:val="none"/>
+        </w:rPr>
+        <w:t xml:space="preserve"/>
+      </w:r>
+      <w:r>
+        <w:rPr>
+          <w:rFonts w:ascii="Arial Narrow" w:eastAsia="Times New Roman" w:hAnsi="Arial Narrow" w:cs="Calibri"/>
+          <w:kern w:val="0"/>
+          <w:lang w:eastAsia="es-PE"/>
+          <w14:ligatures w14:val="none"/>
+        </w:rPr>
+        <w:t/>
+      </w:r>
+      <w:r>
+        <w:rPr>
+          <w:rFonts w:ascii="Arial Narrow" w:eastAsia="Times New Roman" w:hAnsi="Arial Narrow" w:cs="Calibri"/>
+          <w:kern w:val="0"/>
+          <w:lang w:eastAsia="es-PE"/>
+          <w14:ligatures w14:val="none"/>
+        </w:rPr>
+        <w:t xml:space="preserve"/>
+      </w:r>
+      <w:r>
+        <w:rPr>
+          <w:rFonts w:ascii="Arial Narrow" w:eastAsia="Times New Roman" w:hAnsi="Arial Narrow" w:cs="Calibri"/>
+          <w:kern w:val="0"/>
+          <w:lang w:eastAsia="es-PE"/>
+          <w14:ligatures w14:val="none"/>
+        </w:rPr>
+        <w:t/>
       </w:r>
       <w:r>
         <w:rPr>
@@ -3847,25 +3847,25 @@
           <w:lang w:eastAsia="es-PE"/>
           <w14:ligatures w14:val="none"/>
         </w:rPr>
-        <w:t xml:space="preserve">, respecto a la denuncia interpuesta por el señor </w:t>
-      </w:r>
-      <w:r>
-        <w:rPr>
-          <w:rFonts w:ascii="Arial Narrow" w:eastAsia="Times New Roman" w:hAnsi="Arial Narrow" w:cs="Calibri"/>
-          <w:kern w:val="0"/>
-          <w:lang w:eastAsia="es-PE"/>
-          <w14:ligatures w14:val="none"/>
-        </w:rPr>
-        <w:t>Cesar Eduardo Céspedes Sarmiento</w:t>
-      </w:r>
-      <w:r>
-        <w:rPr>
-          <w:rFonts w:ascii="Arial Narrow" w:eastAsia="Times New Roman" w:hAnsi="Arial Narrow" w:cs="Calibri"/>
-          <w:kern w:val="0"/>
-          <w:lang w:eastAsia="es-PE"/>
-          <w14:ligatures w14:val="none"/>
-        </w:rPr>
-        <w:t xml:space="preserve"> </w:t>
+        <w:t xml:space="preserve"/>
+      </w:r>
+      <w:r>
+        <w:rPr>
+          <w:rFonts w:ascii="Arial Narrow" w:eastAsia="Times New Roman" w:hAnsi="Arial Narrow" w:cs="Calibri"/>
+          <w:kern w:val="0"/>
+          <w:lang w:eastAsia="es-PE"/>
+          <w14:ligatures w14:val="none"/>
+        </w:rPr>
+        <w:t/>
+      </w:r>
+      <w:r>
+        <w:rPr>
+          <w:rFonts w:ascii="Arial Narrow" w:eastAsia="Times New Roman" w:hAnsi="Arial Narrow" w:cs="Calibri"/>
+          <w:kern w:val="0"/>
+          <w:lang w:eastAsia="es-PE"/>
+          <w14:ligatures w14:val="none"/>
+        </w:rPr>
+        <w:t xml:space="preserve"/>
       </w:r>
       <w:r>
         <w:rPr>
@@ -3874,7 +3874,7 @@
           <w:lang w:eastAsia="es-PE"/>
           <w14:ligatures w14:val="none"/>
         </w:rPr>
-        <w:t>contra</w:t>
+        <w:t/>
       </w:r>
       <w:r>
         <w:rPr>
@@ -3883,7 +3883,7 @@
           <w:lang w:eastAsia="es-PE"/>
           <w14:ligatures w14:val="none"/>
         </w:rPr>
-        <w:t xml:space="preserve"> Banco Falabella Perú S.A. y BNP </w:t>
+        <w:t xml:space="preserve"/>
       </w:r>
       <w:proofErr w:type="spellStart"/>
       <w:r>
@@ -3893,7 +3893,7 @@
           <w:lang w:eastAsia="es-PE"/>
           <w14:ligatures w14:val="none"/>
         </w:rPr>
-        <w:t>Paribas</w:t>
+        <w:t/>
       </w:r>
       <w:proofErr w:type="spellEnd"/>
       <w:r>
@@ -3903,7 +3903,7 @@
           <w:lang w:eastAsia="es-PE"/>
           <w14:ligatures w14:val="none"/>
         </w:rPr>
-        <w:t xml:space="preserve"> </w:t>
+        <w:t xml:space="preserve"/>
       </w:r>
       <w:proofErr w:type="spellStart"/>
       <w:r>
@@ -3913,7 +3913,7 @@
           <w:lang w:eastAsia="es-PE"/>
           <w14:ligatures w14:val="none"/>
         </w:rPr>
-        <w:t>Cardif</w:t>
+        <w:t/>
       </w:r>
       <w:proofErr w:type="spellEnd"/>
       <w:r>
@@ -3923,16 +3923,16 @@
           <w:lang w:eastAsia="es-PE"/>
           <w14:ligatures w14:val="none"/>
         </w:rPr>
-        <w:t xml:space="preserve"> S.A. Compañía de Seguros y Reaseguros</w:t>
-      </w:r>
-      <w:r>
-        <w:rPr>
-          <w:rFonts w:ascii="Arial Narrow" w:eastAsia="Arial Narrow" w:hAnsi="Arial Narrow" w:cs="Arial"/>
-          <w:kern w:val="0"/>
-          <w:lang w:eastAsia="es-PE"/>
-          <w14:ligatures w14:val="none"/>
-        </w:rPr>
-        <w:t>, p</w:t>
+        <w:t xml:space="preserve"/>
+      </w:r>
+      <w:r>
+        <w:rPr>
+          <w:rFonts w:ascii="Arial Narrow" w:eastAsia="Arial Narrow" w:hAnsi="Arial Narrow" w:cs="Arial"/>
+          <w:kern w:val="0"/>
+          <w:lang w:eastAsia="es-PE"/>
+          <w14:ligatures w14:val="none"/>
+        </w:rPr>
+        <w:t/>
       </w:r>
       <w:r>
         <w:rPr>
@@ -3941,7 +3941,7 @@
           <w:lang w:eastAsia="es-PE"/>
           <w14:ligatures w14:val="none"/>
         </w:rPr>
-        <w:t xml:space="preserve">or </w:t>
+        <w:t xml:space="preserve"/>
       </w:r>
       <w:r>
         <w:rPr>
@@ -3950,7 +3950,7 @@
           <w:lang w:eastAsia="es-PE"/>
           <w14:ligatures w14:val="none"/>
         </w:rPr>
-        <w:t>lo siguiente:</w:t>
+        <w:t/>
       </w:r>
     </w:p>
     <w:p>
